--- a/docs/Zishi_Technical_Document.docx
+++ b/docs/Zishi_Technical_Document.docx
@@ -2565,7 +2565,7 @@
               <w:rPr>
                 <w:sz w:val="16"/>
               </w:rPr>
-              <w:t>0x14cDb3Dd28C9F2F39Fe49FE8c319f113a3F58754</w:t>
+              <w:t>0x6161f6e08c8695849e7A8aF74c39a5A1056d5435</w:t>
             </w:r>
           </w:p>
         </w:tc>
@@ -2609,7 +2609,7 @@
               <w:rPr>
                 <w:sz w:val="16"/>
               </w:rPr>
-              <w:t>0xB4C2A66F3CD59b9D2BF4D4D070BB07eB6f11Bb4A</w:t>
+              <w:t>0xAbE83C0dD54EAd67DB63C8f9e854f00756f29952</w:t>
             </w:r>
           </w:p>
         </w:tc>
@@ -13055,7 +13055,7 @@
               <w:rPr>
                 <w:sz w:val="15"/>
               </w:rPr>
-              <w:t>Lender proves a violation on a live job: compensation, no bounty</w:t>
+              <w:t>Lender proves a vendor violation on a live job: all to the treasury, no bounty, nothing to the pilot</w:t>
             </w:r>
           </w:p>
         </w:tc>
@@ -13376,7 +13376,7 @@
               <w:rPr>
                 <w:sz w:val="14"/>
               </w:rPr>
-              <w:t>0x14cDb3Dd28C9F2F39Fe49FE8c319f113a3F58754</w:t>
+              <w:t>0x6161f6e08c8695849e7A8aF74c39a5A1056d5435</w:t>
             </w:r>
           </w:p>
         </w:tc>
@@ -13390,7 +13390,7 @@
               <w:rPr>
                 <w:sz w:val="14"/>
               </w:rPr>
-              <w:t>0xfc3dc2b9ce33c71caabfdbe96e262f371a26c42ceb226e9cc548439cc6ea74eb</w:t>
+              <w:t>0x68f7117ae33a89819473d89a4ec2a70d2a5a7da8c681721dfdb68d37ecd5c578</w:t>
             </w:r>
           </w:p>
         </w:tc>
@@ -13404,7 +13404,7 @@
               <w:rPr>
                 <w:sz w:val="14"/>
               </w:rPr>
-              <w:t>1,931,237</w:t>
+              <w:t>1,949,523</w:t>
             </w:r>
           </w:p>
         </w:tc>
@@ -13492,7 +13492,7 @@
               <w:rPr>
                 <w:sz w:val="14"/>
               </w:rPr>
-              <w:t>0xB4C2A66F3CD59b9D2BF4D4D070BB07eB6f11Bb4A</w:t>
+              <w:t>0xAbE83C0dD54EAd67DB63C8f9e854f00756f29952</w:t>
             </w:r>
           </w:p>
         </w:tc>
@@ -13506,7 +13506,7 @@
               <w:rPr>
                 <w:sz w:val="14"/>
               </w:rPr>
-              <w:t>0xda8db76f1842f0cbe203c1049029411c5a6f0c3ce8fb4cc853c4ed0a34059742</w:t>
+              <w:t>0x97227e36f9d0c8beaa5fdd3e571ac0123e21c52f1017c4a2dd1bfdb40d2f6c1e</w:t>
             </w:r>
           </w:p>
         </w:tc>
@@ -13530,7 +13530,7 @@
     <w:p>
       <w:r>
         <w:rPr/>
-        <w:t>One real run of the fleet scenario captured from the public app in real mode, every receipt fetched back from the chain when docs/EXECUTION_EVIDENCE.md was generated (commit 707fb733f88b): 40 transactions, 40 succeeded, 15 IntentLog commits, 0.0000106 ETH in gas. Each hash opens at https://sepolia.basescan.org/tx/&lt;hash&gt;.</w:t>
+        <w:t>One real run of the fleet scenario captured from the public app in real mode, every receipt fetched back from the chain when docs/EXECUTION_EVIDENCE.md was generated (commit b568945ceae8): 40 transactions, 40 succeeded, 15 IntentLog commits, 0.0000106 ETH in gas. Each hash opens at https://sepolia.basescan.org/tx/&lt;hash&gt;.</w:t>
       </w:r>
     </w:p>
     <w:tbl>

--- a/docs/Zishi_Technical_Document.docx
+++ b/docs/Zishi_Technical_Document.docx
@@ -2746,8 +2746,150 @@
           </w:p>
         </w:tc>
       </w:tr>
+      <w:tr>
+        <w:tc>
+          <w:tcPr>
+            <w:tcW w:type="dxa" w:w="2160"/>
+          </w:tcPr>
+          <w:p>
+            <w:r/>
+            <w:r>
+              <w:rPr>
+                <w:sz w:val="16"/>
+              </w:rPr>
+              <w:t>FISCO BCOS 3.16.3, chain id 20200</w:t>
+            </w:r>
+          </w:p>
+        </w:tc>
+        <w:tc>
+          <w:tcPr>
+            <w:tcW w:type="dxa" w:w="4320"/>
+          </w:tcPr>
+          <w:p>
+            <w:r/>
+            <w:r>
+              <w:rPr>
+                <w:sz w:val="16"/>
+              </w:rPr>
+              <w:t>WeBank's consortium chain, the lender's ledger: the same four contracts, every intent committed to its IntentLog</w:t>
+            </w:r>
+          </w:p>
+        </w:tc>
+        <w:tc>
+          <w:tcPr>
+            <w:tcW w:type="dxa" w:w="3168"/>
+          </w:tcPr>
+          <w:p>
+            <w:r/>
+            <w:r>
+              <w:rPr>
+                <w:sz w:val="16"/>
+              </w:rPr>
+              <w:t>IntentLog 0x9555c12c2789e44868070d0d877f9baadabe4f54</w:t>
+            </w:r>
+          </w:p>
+        </w:tc>
+      </w:tr>
+      <w:tr>
+        <w:tc>
+          <w:tcPr>
+            <w:tcW w:type="dxa" w:w="2160"/>
+          </w:tcPr>
+          <w:p>
+            <w:r/>
+            <w:r>
+              <w:rPr>
+                <w:sz w:val="16"/>
+              </w:rPr>
+              <w:t>FATE 2.2.0</w:t>
+            </w:r>
+          </w:p>
+        </w:tc>
+        <w:tc>
+          <w:tcPr>
+            <w:tcW w:type="dxa" w:w="4320"/>
+          </w:tcPr>
+          <w:p>
+            <w:r/>
+            <w:r>
+              <w:rPr>
+                <w:sz w:val="16"/>
+              </w:rPr>
+              <w:t>WeBank's federated learning framework: three lenders train one pilot credit model</w:t>
+            </w:r>
+          </w:p>
+        </w:tc>
+        <w:tc>
+          <w:tcPr>
+            <w:tcW w:type="dxa" w:w="3168"/>
+          </w:tcPr>
+          <w:p>
+            <w:r/>
+            <w:r>
+              <w:rPr>
+                <w:sz w:val="16"/>
+              </w:rPr>
+              <w:t>offline, fate/run.sh</w:t>
+            </w:r>
+          </w:p>
+        </w:tc>
+      </w:tr>
     </w:tbl>
     <w:p/>
+    <w:p>
+      <w:pPr>
+        <w:pStyle w:val="Heading2"/>
+      </w:pPr>
+      <w:r>
+        <w:rPr/>
+        <w:t>Built on WeBank's stack: FISCO BCOS and FATE</w:t>
+      </w:r>
+    </w:p>
+    <w:p>
+      <w:pPr>
+        <w:pStyle w:val="ListBullet2"/>
+      </w:pPr>
+      <w:r>
+        <w:rPr/>
+        <w:t>FISCO BCOS. The four contracts run unchanged on a FISCO BCOS 3.16.3 node in Docker, compiled with evm_version paris because FISCO's EVM has no PUSH0. The engine reaches it through FISCO's Web3 JSON-RPC with viem, the same code path as Base Sepolia. A full run sent 78 transactions to FISCO, 78 with a successful receipt; all 30 of 30 IntentLog commits read back with the engine's intent hash.</w:t>
+      </w:r>
+    </w:p>
+    <w:p>
+      <w:pPr>
+        <w:pStyle w:val="ListBullet2"/>
+      </w:pPr>
+      <w:r>
+        <w:rPr/>
+        <w:t>Two ledgers, one hash. With both chains set, every intent is committed to the IntentLog on Base Sepolia, public and checkable by anyone, and on FISCO BCOS, the licensed lender's consortium ledger, and the feed shows both hashes. In one real run 15 of 15 intents have a successful receipt on both chains with the same hash.</w:t>
+      </w:r>
+    </w:p>
+    <w:p>
+      <w:pPr>
+        <w:pStyle w:val="ListBullet2"/>
+      </w:pPr>
+      <w:r>
+        <w:rPr/>
+        <w:t>FATE. Three lenders train one pilot default model with FATE 2.2.0 HomoLR and secure aggregation, no repayment records shared. Held out AUC goes from 0.729 for one lender alone to 0.782 federated; the model sets a new pilot's starting credit score and cuts the instalment share error from 335 to 152 basis points. Data is synthetic and seeded.</w:t>
+      </w:r>
+    </w:p>
+    <w:p>
+      <w:pPr>
+        <w:pStyle w:val="ListBullet2"/>
+      </w:pPr>
+      <w:r>
+        <w:rPr/>
+        <w:t>Model provenance. The FATE model's sha256 is committed to the FISCO IntentLog (tx 0x6a6be28d91..., block 82) and read back, so a lender can prove which model priced each pilot.</w:t>
+      </w:r>
+    </w:p>
+    <w:p>
+      <w:pPr>
+        <w:pStyle w:val="ListBullet2"/>
+      </w:pPr>
+      <w:r>
+        <w:rPr/>
+        <w:t>Scope. The FISCO node runs locally and is reproduced with contracts/script/fisco.sh; the public demo cannot reach it, so it shows FISCO through the evidence file. FISCO's block time is in milliseconds, so JobBoard's windows need a unit fix before live jobs run there.</w:t>
+      </w:r>
+    </w:p>
     <w:p>
       <w:pPr>
         <w:pStyle w:val="Heading1"/>

--- a/docs/Zishi_Technical_Document.docx
+++ b/docs/Zishi_Technical_Document.docx
@@ -1022,7 +1022,7 @@
               <w:rPr>
                 <w:sz w:val="16"/>
               </w:rPr>
-              <w:t>Buhlmann credibility score that moves the instalment share inside the band; CUSUM monitors on classifier risk and deny rate.</w:t>
+              <w:t>Buhlmann credibility score that shows the instalment share it would set inside the band (shown, not yet applied: the paid instalment uses the demo rate); CUSUM monitors on classifier risk and deny rate (monitoring, not decisions).</w:t>
             </w:r>
           </w:p>
         </w:tc>
@@ -1827,7 +1827,7 @@
               <w:rPr>
                 <w:sz w:val="16"/>
               </w:rPr>
-              <w:t>Logistic classifier, hashed character 1 to 3 grams, 301 training and 100 held out messages</w:t>
+              <w:t>Logistic classifier, hashed character 1 to 3 grams, 262 training and 87 held out messages</w:t>
             </w:r>
           </w:p>
         </w:tc>
@@ -2316,7 +2316,7 @@
       </w:pPr>
       <w:r>
         <w:rPr/>
-        <w:t>Messages: a hand written corpus of 401 messages in English and Chinese, a quarter held out by seed 20251020.</w:t>
+        <w:t>Messages: a hand written corpus of 349 messages in English and Chinese, a quarter held out by seed 20251020.</w:t>
       </w:r>
     </w:p>
     <w:p>
@@ -3667,7 +3667,7 @@
               <w:rPr>
                 <w:sz w:val="16"/>
               </w:rPr>
-              <w:t>401 messages, 100 held out, seed 20251020</w:t>
+              <w:t>349 messages, 87 held out, seed 20251020</w:t>
             </w:r>
           </w:p>
         </w:tc>
@@ -3681,7 +3681,7 @@
               <w:rPr>
                 <w:sz w:val="16"/>
               </w:rPr>
-              <w:t>accuracy 95.0%, precision 93.3%, recall 95.5%, false alarm 5.4%</w:t>
+              <w:t>accuracy 93.1%, precision 100.0%, recall 81.3%, false alarm 0.0%</w:t>
             </w:r>
           </w:p>
         </w:tc>
@@ -5138,7 +5138,43 @@
       </w:pPr>
       <w:r>
         <w:rPr/>
-        <w:t>The demo runs on a public test network with test ETH for gas and yuan as demo units. Production settles in bank money on a consortium chain (FISCO BCOS) or in fiat; there is no public token.</w:t>
+        <w:t>The demo runs on a public test network with test ETH for gas and yuan as demo units. Production settles in bank money on a consortium chain (FISCO BCOS) or in fiat; there is no public token, in line with the PBoC's 2021 notice on virtual currency trading.</w:t>
+      </w:r>
+    </w:p>
+    <w:p>
+      <w:pPr>
+        <w:pStyle w:val="ListBullet2"/>
+      </w:pPr>
+      <w:r>
+        <w:rPr/>
+        <w:t>Financial leasing (融资租赁): the lessor is a company licensed under the NFRA's Measures for the Administration of Financial Leasing Companies (2024) or the interim measures for financing lease companies (2020). Zishi services the contract inside a signed rate band; it does not lend.</w:t>
+      </w:r>
+    </w:p>
+    <w:p>
+      <w:pPr>
+        <w:pStyle w:val="ListBullet2"/>
+      </w:pPr>
+      <w:r>
+        <w:rPr/>
+        <w:t>Payments: fees settle through a licensed bank or payment institution under the Regulations on Non-bank Payment Institutions (2024), or e-CNY. The chain records events; it does not custody customer funds.</w:t>
+      </w:r>
+    </w:p>
+    <w:p>
+      <w:pPr>
+        <w:pStyle w:val="ListBullet2"/>
+      </w:pPr>
+      <w:r>
+        <w:rPr/>
+        <w:t>Drone operations: under the CAAC's Interim Regulations on the Flight Management of Unmanned Aircraft (2024) and CCAR-92, the pilot holds the operator licence and operation certificate, the drone is real name registered and third party liability insurance is in force. The job terms carry these as preconditions.</w:t>
+      </w:r>
+    </w:p>
+    <w:p>
+      <w:pPr>
+        <w:pStyle w:val="ListBullet2"/>
+      </w:pPr>
+      <w:r>
+        <w:rPr/>
+        <w:t>Hong Kong: the same split under the HKMA (payments), the SFC (virtual asset activities) and the PDPO (personal data).</w:t>
       </w:r>
     </w:p>
     <w:p>
@@ -5148,6 +5184,42 @@
       <w:r>
         <w:rPr/>
         <w:t>Physical damage and third party liability are the pilot's drone insurance plus a human dispute path; the bonds cover rule breaks only.</w:t>
+      </w:r>
+    </w:p>
+    <w:p>
+      <w:pPr>
+        <w:pStyle w:val="Heading2"/>
+      </w:pPr>
+      <w:r>
+        <w:rPr/>
+        <w:t>Known risks</w:t>
+      </w:r>
+    </w:p>
+    <w:p>
+      <w:pPr>
+        <w:pStyle w:val="ListBullet2"/>
+      </w:pPr>
+      <w:r>
+        <w:rPr/>
+        <w:t>IntentLog.commit is permissionless and first writer wins per hash, so a third party could commit an agent's intent hash first and a compromised agent could skip committing; slashByProof then fails as not in log. Planned fix: commits restricted to the job's registered agent or bound to the job escrow, with Foundry tests, then redeploy.</w:t>
+      </w:r>
+    </w:p>
+    <w:p>
+      <w:pPr>
+        <w:pStyle w:val="ListBullet2"/>
+      </w:pPr>
+      <w:r>
+        <w:rPr/>
+        <w:t>Demo keys are derived from fixed public strings so runs replay identically; anyone can derive them. Production keys live in the secure element, a hardware device and HSMs.</w:t>
+      </w:r>
+    </w:p>
+    <w:p>
+      <w:pPr>
+        <w:pStyle w:val="ListBullet2"/>
+      </w:pPr>
+      <w:r>
+        <w:rPr/>
+        <w:t>Bond, JobBoard and Lease run as TypeScript mirrors in the live engine; a Foundry script runs one full job against the deployed contracts with its own evidence table.</w:t>
       </w:r>
     </w:p>
     <w:p>
@@ -13672,7 +13744,7 @@
     <w:p>
       <w:r>
         <w:rPr/>
-        <w:t>One real run of the fleet scenario captured from the public app in real mode, every receipt fetched back from the chain when docs/EXECUTION_EVIDENCE.md was generated (commit b568945ceae8): 40 transactions, 40 succeeded, 15 IntentLog commits, 0.0000106 ETH in gas. Each hash opens at https://sepolia.basescan.org/tx/&lt;hash&gt;.</w:t>
+        <w:t>One real run of the fleet scenario captured from the public app in real mode, every receipt fetched back from the chain when docs/EXECUTION_EVIDENCE.md was generated (commit 951f024678e6): 40 transactions, 40 succeeded, 15 IntentLog commits, 0.0000106 ETH in gas. Each hash opens at https://sepolia.basescan.org/tx/&lt;hash&gt;.</w:t>
       </w:r>
     </w:p>
     <w:tbl>

--- a/docs/Zishi_Technical_Document.docx
+++ b/docs/Zishi_Technical_Document.docx
@@ -5201,7 +5201,7 @@
       </w:pPr>
       <w:r>
         <w:rPr/>
-        <w:t>IntentLog.commit is permissionless and first writer wins per hash, so a third party could commit an agent's intent hash first and a compromised agent could skip committing; slashByProof then fails as not in log. Planned fix: commits restricted to the job's registered agent or bound to the job escrow, with Foundry tests, then redeploy.</w:t>
+        <w:t>IntentLog.commit in v1 is permissionless and first writer wins per hash, so a third party could commit an agent's intent hash first and a compromised agent could skip committing. Fixed in IntentLogV2 and BondV2 (commit only by the job's agent, entries keyed by agent and hash, a skipped commit on a running job still slashable), deployed and demonstrated on FISCO BCOS with 16 Foundry tests; Base Sepolia keeps v1 until the redeploy.</w:t>
       </w:r>
     </w:p>
     <w:p>
@@ -5501,7 +5501,7 @@
               <w:rPr>
                 <w:sz w:val="17"/>
               </w:rPr>
-              <w:t>AI_GATEWAY_API_KEY or ANTHROPIC_API_KEY</w:t>
+              <w:t>OPENROUTER_API_KEY (or an OpenRouter key in AI_GATEWAY_API_KEY)</w:t>
             </w:r>
           </w:p>
         </w:tc>
@@ -5515,7 +5515,7 @@
               <w:rPr>
                 <w:sz w:val="17"/>
               </w:rPr>
-              <w:t>The model writes explanations and reads messages into fields. Decisions never depend on it.</w:t>
+              <w:t>Free models only (ids ending in :free, enforced in code): the model writes explanations, reads messages into fields and rewords the ask the agent replies. Decisions never depend on it.</w:t>
             </w:r>
           </w:p>
         </w:tc>
@@ -13744,7 +13744,7 @@
     <w:p>
       <w:r>
         <w:rPr/>
-        <w:t>One real run of the fleet scenario captured from the public app in real mode, every receipt fetched back from the chain when docs/EXECUTION_EVIDENCE.md was generated (commit 951f024678e6): 40 transactions, 40 succeeded, 15 IntentLog commits, 0.0000106 ETH in gas. Each hash opens at https://sepolia.basescan.org/tx/&lt;hash&gt;.</w:t>
+        <w:t>One real run of the fleet scenario captured from the public app in real mode, every receipt fetched back from the chain when docs/EXECUTION_EVIDENCE.md was generated (commit 353adb2f4aa4): 40 transactions, 40 succeeded, 15 IntentLog commits, 0.0000106 ETH in gas. Each hash opens at https://sepolia.basescan.org/tx/&lt;hash&gt;.</w:t>
       </w:r>
     </w:p>
     <w:tbl>

--- a/docs/Zishi_Technical_Document.docx
+++ b/docs/Zishi_Technical_Document.docx
@@ -2887,7 +2887,7 @@
       </w:pPr>
       <w:r>
         <w:rPr/>
-        <w:t>Scope. The FISCO node runs locally and is reproduced with contracts/script/fisco.sh; the public demo cannot reach it, so it shows FISCO through the evidence file. FISCO's block time is in milliseconds, so JobBoard's windows need a unit fix before live jobs run there.</w:t>
+        <w:t>Scope. The FISCO node runs locally and is reproduced with contracts/script/fisco.sh; the public demo reaches it through a tunnel and settles every money event on the deployed contracts there, falling back to the labelled simulation when the node is down. FISCO's block time is in milliseconds, so JobBoard's windows need a unit fix before live jobs run there.</w:t>
       </w:r>
     </w:p>
     <w:p>
@@ -5210,7 +5210,7 @@
       </w:pPr>
       <w:r>
         <w:rPr/>
-        <w:t>Demo keys are derived from fixed public strings so runs replay identically; anyone can derive them. Production keys live in the secure element, a hardware device and HSMs.</w:t>
+        <w:t>Actor keys are random per server instance and held in memory; a fixed derivation from public labels exists only for tests and replays. They are still software keys on one server; production keys live in the secure element, a hardware device and HSMs.</w:t>
       </w:r>
     </w:p>
     <w:p>
@@ -13744,7 +13744,7 @@
     <w:p>
       <w:r>
         <w:rPr/>
-        <w:t>One real run of the fleet scenario captured from the public app in real mode, every receipt fetched back from the chain when docs/EXECUTION_EVIDENCE.md was generated (commit 353adb2f4aa4): 40 transactions, 40 succeeded, 15 IntentLog commits, 0.0000106 ETH in gas. Each hash opens at https://sepolia.basescan.org/tx/&lt;hash&gt;.</w:t>
+        <w:t>One real run of the fleet scenario captured from the public app in real mode, every receipt fetched back from the chain when docs/EXECUTION_EVIDENCE.md was generated (commit 6df402e429ac): 40 transactions, 40 succeeded, 15 IntentLog commits, 0.0000106 ETH in gas. Each hash opens at https://sepolia.basescan.org/tx/&lt;hash&gt;.</w:t>
       </w:r>
     </w:p>
     <w:tbl>

--- a/docs/Zishi_Technical_Document.docx
+++ b/docs/Zishi_Technical_Document.docx
@@ -113,7 +113,7 @@
               <w:rPr>
                 <w:color w:val="616C7F"/>
               </w:rPr>
-              <w:t>International AI Track, Topic F: AI as a Financial Participant (Agent Wallet)</w:t>
+              <w:t>International AI Track, Topic F: Agent Wallet</w:t>
             </w:r>
           </w:p>
         </w:tc>
@@ -376,7 +376,7 @@
     <w:p>
       <w:r>
         <w:rPr/>
-        <w:t>Topic F, AI as a Financial Participant. The agent holds a wallet, earns, repays a loan, posts a bond and can be slashed. It is presented as an inclusive finance (普惠金融) story: credit reaches a pilot who has nothing to pledge because the machine is the borrower and its work is the collateral.</w:t>
+        <w:t>Topic F, Agent Wallet, under the theme AI as a Financial Participant. The agent holds a wallet, earns, repays a loan, posts a bond and can be slashed. It is presented as an inclusive finance (普惠金融) story: credit reaches a pilot who has nothing to pledge because the machine is the borrower and its work is the collateral.</w:t>
       </w:r>
     </w:p>
     <w:p>

--- a/docs/Zishi_Technical_Document.docx
+++ b/docs/Zishi_Technical_Document.docx
@@ -2887,7 +2887,7 @@
       </w:pPr>
       <w:r>
         <w:rPr/>
-        <w:t>Scope. The FISCO node runs locally and is reproduced with contracts/script/fisco.sh; the public demo reaches it through a tunnel and settles every money event on the deployed contracts there, falling back to the labelled simulation when the node is down. FISCO's block time is in milliseconds, so JobBoard's windows need a unit fix before live jobs run there.</w:t>
+        <w:t>Scope. The FISCO node runs locally and is reproduced with contracts/script/fisco.sh; the public demo reaches it through a tunnel and settles each job's money on the deployed contracts there, falling back to the labelled simulation when the node is down. FISCO's block time is in milliseconds; the settlement adapter converts job windows and holds.</w:t>
       </w:r>
     </w:p>
     <w:p>
@@ -3575,6 +3575,36 @@
       </w:pPr>
       <w:r>
         <w:rPr/>
+        <w:t>Dialogue: ask the agent why</w:t>
+      </w:r>
+    </w:p>
+    <w:p>
+      <w:r>
+        <w:rPr/>
+        <w:t>After a declined job the pilot can ask the agent why (web/src/engine/ask.ts, POST /api/ask). The agent answers from the engine's own numbers in English or Chinese, asks one clarifying question with concrete choices (accept at the break even rate, propose a rate, keep it declined), recomputes any correction with the same planner and policy engine, and refuses what the rules forbid while naming the rule and who can change it. It works without a model; with the free model the wording may change, never the numbers or the decision.</w:t>
+      </w:r>
+    </w:p>
+    <w:p>
+      <w:pPr>
+        <w:pStyle w:val="Heading2"/>
+      </w:pPr>
+      <w:r>
+        <w:rPr/>
+        <w:t>Settlement on the contracts, with recovery</w:t>
+      </w:r>
+    </w:p>
+    <w:p>
+      <w:r>
+        <w:rPr/>
+        <w:t>On FISCO BCOS the engine settles each job's money on the deployed contracts in the same loop (engine/settle.ts): vendor bond, fee locked in JobBoard, confirmed and split, instalments through Lease.pay, slash by proof, title transfer. In the recorded run 16 contract calls and 10 funding transfers to fresh role wallets, 26 of 26 successful; a free model read 5 of 5 job offers and code accepted 5 readings against the signed listings. Every call goes through one recovery wrapper: sent, confirmed or failed, retried with a fresh nonce on network errors, compensated on a revert (JobBoard.cancel refunds the farmer), or given up with an alert. Both fault drills (a failed confirm, a reverted start) recovered on chain.</w:t>
+      </w:r>
+    </w:p>
+    <w:p>
+      <w:pPr>
+        <w:pStyle w:val="Heading2"/>
+      </w:pPr>
+      <w:r>
+        <w:rPr/>
         <w:t>Evaluation approach</w:t>
       </w:r>
     </w:p>
@@ -5105,6 +5135,60 @@
       </w:pPr>
       <w:r>
         <w:rPr/>
+        <w:t>Security tests and scans</w:t>
+      </w:r>
+    </w:p>
+    <w:p>
+      <w:pPr>
+        <w:pStyle w:val="ListBullet2"/>
+      </w:pPr>
+      <w:r>
+        <w:rPr/>
+        <w:t>Static analysis: Slither over every contract, 42 findings triaged, 0 true issues of medium or higher; details in docs/SECURITY_SCAN.md.</w:t>
+      </w:r>
+    </w:p>
+    <w:p>
+      <w:pPr>
+        <w:pStyle w:val="ListBullet2"/>
+      </w:pPr>
+      <w:r>
+        <w:rPr/>
+        <w:t>Dependencies: pnpm audit, 0 vulnerabilities in production dependencies; secrets: gitleaks over the whole git history, 0 leaks.</w:t>
+      </w:r>
+    </w:p>
+    <w:p>
+      <w:pPr>
+        <w:pStyle w:val="ListBullet2"/>
+      </w:pPr>
+      <w:r>
+        <w:rPr/>
+        <w:t>Receipts: pnpm verify:all re-fetched 329 of 329 claimed transactions on Base Sepolia and FISCO BCOS and matched 46 intent hashes in calldata.</w:t>
+      </w:r>
+    </w:p>
+    <w:p>
+      <w:pPr>
+        <w:pStyle w:val="ListBullet2"/>
+      </w:pPr>
+      <w:r>
+        <w:rPr/>
+        <w:t>Threat model (STRIDE) with a control and evidence per threat, and the official self-assessment template, in docs/Zishi_Security_Self_Assessment.docx.</w:t>
+      </w:r>
+    </w:p>
+    <w:p>
+      <w:pPr>
+        <w:pStyle w:val="ListBullet2"/>
+      </w:pPr>
+      <w:r>
+        <w:rPr/>
+        <w:t>Failure recovery: retry, compensation and give up paths tested in pnpm test and drilled on chain.</w:t>
+      </w:r>
+    </w:p>
+    <w:p>
+      <w:pPr>
+        <w:pStyle w:val="Heading2"/>
+      </w:pPr>
+      <w:r>
+        <w:rPr/>
         <w:t>Privacy</w:t>
       </w:r>
     </w:p>
@@ -5112,6 +5196,12 @@
       <w:r>
         <w:rPr/>
         <w:t>Machine data (a track hash, an area, a battery figure) is not personal data under PIPL. The farmer's name and field are the job's data and stay with the parties of the job; only an intent hash, a track hash and a confirmation go on chain, so nothing personal is published. Ownership is defined in the job terms: the flight log belongs to the pilot, the confirmation to the farmer, and the lessor receives the hashes and the verdicts, not the raw track. Nothing uploaded on the Live page is stored.</w:t>
+      </w:r>
+    </w:p>
+    <w:p>
+      <w:r>
+        <w:rPr/>
+        <w:t>Automated decisions (PIPL Article 24): every money decision is rule based and the person affected can ask why through the ask the agent panel; held logs and slashes have a human dispute path. A short impact assessment under Articles 55 and 56 is in the security self-assessment.</w:t>
       </w:r>
     </w:p>
     <w:p>
@@ -13744,7 +13834,7 @@
     <w:p>
       <w:r>
         <w:rPr/>
-        <w:t>One real run of the fleet scenario captured from the public app in real mode, every receipt fetched back from the chain when docs/EXECUTION_EVIDENCE.md was generated (commit 6df402e429ac): 40 transactions, 40 succeeded, 15 IntentLog commits, 0.0000106 ETH in gas. Each hash opens at https://sepolia.basescan.org/tx/&lt;hash&gt;.</w:t>
+        <w:t>One real run of the fleet scenario captured from the public app in real mode, every receipt fetched back from the chain when docs/EXECUTION_EVIDENCE.md was generated (commit 1ae830c34b8d): 40 transactions, 40 succeeded, 15 IntentLog commits, 0.0000106 ETH in gas. Each hash opens at https://sepolia.basescan.org/tx/&lt;hash&gt;.</w:t>
       </w:r>
     </w:p>
     <w:tbl>

--- a/docs/Zishi_Technical_Document.docx
+++ b/docs/Zishi_Technical_Document.docx
@@ -3596,7 +3596,7 @@
     <w:p>
       <w:r>
         <w:rPr/>
-        <w:t>On FISCO BCOS the engine settles each job's money on the deployed contracts in the same loop (engine/settle.ts): vendor bond, fee locked in JobBoard, confirmed and split, instalments through Lease.pay, slash by proof, title transfer. In the recorded run 16 contract calls and 10 funding transfers to fresh role wallets, 26 of 26 successful; a free model read 5 of 5 job offers and code accepted 5 readings against the signed listings. Every call goes through one recovery wrapper: sent, confirmed or failed, retried with a fresh nonce on network errors, compensated on a revert (JobBoard.cancel refunds the farmer), or given up with an alert. Both fault drills (a failed confirm, a reverted start) recovered on chain.</w:t>
+        <w:t>On FISCO BCOS the engine settles each job's money on the deployed contracts in the same loop (engine/settle.ts): vendor bond, fee locked in JobBoard, confirmed and split, instalments through Lease.pay, slash by proof, title transfer. In the recorded run 14 contract calls and 10 funding transfers to fresh role wallets, 24 of 24 successful; a free model read 5 of 5 job offers and code accepted 5 readings against the signed listings. Every call goes through one recovery wrapper: sent, confirmed or failed, retried with a fresh nonce on network errors, compensated on a revert (JobBoard.cancel refunds the farmer), or given up with an alert. Both fault drills (a failed confirm, a reverted start) recovered on chain.</w:t>
       </w:r>
     </w:p>
     <w:p>
@@ -5162,7 +5162,7 @@
       </w:pPr>
       <w:r>
         <w:rPr/>
-        <w:t>Receipts: pnpm verify:all re-fetched 329 of 329 claimed transactions on Base Sepolia and FISCO BCOS and matched 46 intent hashes in calldata.</w:t>
+        <w:t>Receipts: pnpm verify:all re-fetched 353 of 353 claimed transactions on Base Sepolia and FISCO BCOS and matched 46 intent hashes in calldata.</w:t>
       </w:r>
     </w:p>
     <w:p>
@@ -5291,7 +5291,7 @@
       </w:pPr>
       <w:r>
         <w:rPr/>
-        <w:t>IntentLog.commit in v1 is permissionless and first writer wins per hash, so a third party could commit an agent's intent hash first and a compromised agent could skip committing. Fixed in IntentLogV2 and BondV2 (commit only by the job's agent, entries keyed by agent and hash, a skipped commit on a running job still slashable), deployed and demonstrated on FISCO BCOS with 16 Foundry tests; Base Sepolia keeps v1 until the redeploy.</w:t>
+        <w:t>IntentLog.commit in v1 is permissionless and first writer wins per hash, so a third party could commit an agent's intent hash first and a compromised agent could skip committing. Fixed in IntentLogV2 and BondV2 (commit only by the job's agent, entries keyed by agent and hash, a skipped commit on a running job still slashable), deployed on FISCO BCOS and used by the live engine's settlement there, with 16 Foundry tests; Base Sepolia keeps v1 until the redeploy.</w:t>
       </w:r>
     </w:p>
     <w:p>
@@ -13834,7 +13834,7 @@
     <w:p>
       <w:r>
         <w:rPr/>
-        <w:t>One real run of the fleet scenario captured from the public app in real mode, every receipt fetched back from the chain when docs/EXECUTION_EVIDENCE.md was generated (commit 1ae830c34b8d): 40 transactions, 40 succeeded, 15 IntentLog commits, 0.0000106 ETH in gas. Each hash opens at https://sepolia.basescan.org/tx/&lt;hash&gt;.</w:t>
+        <w:t>One real run of the fleet scenario captured from the public app in real mode, every receipt fetched back from the chain when docs/EXECUTION_EVIDENCE.md was generated (commit d8f1e28c5d66): 40 transactions, 40 succeeded, 15 IntentLog commits, 0.0000106 ETH in gas. Each hash opens at https://sepolia.basescan.org/tx/&lt;hash&gt;.</w:t>
       </w:r>
     </w:p>
     <w:tbl>
